--- a/.ai-workflow/work/tasks/현장방문대비/30 관리 산출물/개발/md2docx/JSA-PF-DS-002_기술 설계 문서.docx
+++ b/.ai-workflow/work/tasks/현장방문대비/30 관리 산출물/개발/md2docx/JSA-PF-DS-002_기술 설계 문서.docx
@@ -2,7 +2,6 @@
 <file path=word/document.xml><?xml version="1.0" encoding="utf-8"?>
 <w:document xmlns:w="http://schemas.openxmlformats.org/wordprocessingml/2006/main" xmlns:m="http://schemas.openxmlformats.org/officeDocument/2006/math" xmlns:r="http://schemas.openxmlformats.org/officeDocument/2006/relationships" xmlns:o="urn:schemas-microsoft-com:office:office" xmlns:v="urn:schemas-microsoft-com:vml" xmlns:w10="urn:schemas-microsoft-com:office:word" xmlns:a="http://schemas.openxmlformats.org/drawingml/2006/main" xmlns:pic="http://schemas.openxmlformats.org/drawingml/2006/picture" xmlns:wp="http://schemas.openxmlformats.org/drawingml/2006/wordprocessingDrawing">
   <w:body>
-    <w:bookmarkStart w:id="28" w:name="기술-설계-문서"/>
     <w:p>
       <w:pPr>
         <w:pStyle w:val="Heading1"/>
@@ -199,7 +198,6 @@
         </w:tc>
       </w:tr>
     </w:tbl>
-    <w:bookmarkStart w:id="9" w:name="제개정-이력"/>
     <w:p>
       <w:pPr>
         <w:pStyle w:val="Heading2"/>
@@ -393,8 +391,6 @@
         <w:t xml:space="preserve">를 적고, 결합과 관련된 결정 사항은 8절(열린 질문)에 모은다.</w:t>
       </w:r>
     </w:p>
-    <w:bookmarkEnd w:id="9"/>
-    <w:bookmarkStart w:id="10" w:name="Xba88451fb3325e4bfddb574b87859a76c7f9f38"/>
     <w:p>
       <w:pPr>
         <w:pStyle w:val="Heading2"/>
@@ -565,8 +561,6 @@
         <w:t xml:space="preserve">ISMS-P 인증, CSAP 심사 대응과 취득(신청 자료 제출까지가 과업).</w:t>
       </w:r>
     </w:p>
-    <w:bookmarkEnd w:id="10"/>
-    <w:bookmarkStart w:id="14" w:name="X81c0b4d283714d4167bcd76dc9bebdd0a5f1cd9"/>
     <w:p>
       <w:pPr>
         <w:pStyle w:val="Heading2"/>
@@ -629,18 +623,18 @@
           <wp:inline>
             <wp:extent cx="5334000" cy="2877910"/>
             <wp:effectExtent b="0" l="0" r="0" t="0"/>
-            <wp:docPr descr="" title="" id="12" name="Picture"/>
+            <wp:docPr descr="" title="" id="10" name="Picture"/>
             <a:graphic>
               <a:graphicData uri="http://schemas.openxmlformats.org/drawingml/2006/picture">
                 <pic:pic>
                   <pic:nvPicPr>
-                    <pic:cNvPr descr="/private/tmp/claude-501/-Users-garam-ops-inp-ws/632e65b0-6fc7-4739-adf3-e9267929aa0a/scratchpad/mmd/34fe143e19cf1370f6b2d4cca08294c4afd76fd9.png" id="13" name="Picture"/>
+                    <pic:cNvPr descr="/private/tmp/claude-501/-Users-garam-ops-inp-ws/632e65b0-6fc7-4739-adf3-e9267929aa0a/scratchpad/mmd/34fe143e19cf1370f6b2d4cca08294c4afd76fd9.png" id="11" name="Picture"/>
                     <pic:cNvPicPr>
                       <a:picLocks noChangeArrowheads="1" noChangeAspect="1"/>
                     </pic:cNvPicPr>
                   </pic:nvPicPr>
                   <pic:blipFill>
-                    <a:blip r:embed="rId11"/>
+                    <a:blip r:embed="rId9"/>
                     <a:stretch>
                       <a:fillRect/>
                     </a:stretch>
@@ -886,8 +880,6 @@
         <w:t xml:space="preserve">이고(코드와 대조해 정정한 설계서 3.1.1 을 따랐다) 사내 개발 DB 는 정의가 없어 위치 미정이다(3.2절).</w:t>
       </w:r>
     </w:p>
-    <w:bookmarkEnd w:id="14"/>
-    <w:bookmarkStart w:id="21" w:name="X127176721135bfb7334c36cf713c4cf643116df"/>
     <w:p>
       <w:pPr>
         <w:pStyle w:val="Heading2"/>
@@ -896,7 +888,6 @@
         <w:t xml:space="preserve">3. 상세 설계</w:t>
       </w:r>
     </w:p>
-    <w:bookmarkStart w:id="15" w:name="X1d3f2db6fd413842afe4b307df33ee729261ba9"/>
     <w:p>
       <w:pPr>
         <w:pStyle w:val="Heading3"/>
@@ -1349,8 +1340,6 @@
         </w:tc>
       </w:tr>
     </w:tbl>
-    <w:bookmarkEnd w:id="15"/>
-    <w:bookmarkStart w:id="19" w:name="X05ebca39738d3557fbcf81b41504e05eb5a46ff"/>
     <w:p>
       <w:pPr>
         <w:pStyle w:val="Heading3"/>
@@ -2580,18 +2569,18 @@
           <wp:inline>
             <wp:extent cx="5334000" cy="2898321"/>
             <wp:effectExtent b="0" l="0" r="0" t="0"/>
-            <wp:docPr descr="" title="" id="17" name="Picture"/>
+            <wp:docPr descr="" title="" id="13" name="Picture"/>
             <a:graphic>
               <a:graphicData uri="http://schemas.openxmlformats.org/drawingml/2006/picture">
                 <pic:pic>
                   <pic:nvPicPr>
-                    <pic:cNvPr descr="/private/tmp/claude-501/-Users-garam-ops-inp-ws/632e65b0-6fc7-4739-adf3-e9267929aa0a/scratchpad/mmd/2f063619066b0ea2a17f9095d76be4668ac39da1.png" id="18" name="Picture"/>
+                    <pic:cNvPr descr="/private/tmp/claude-501/-Users-garam-ops-inp-ws/632e65b0-6fc7-4739-adf3-e9267929aa0a/scratchpad/mmd/2f063619066b0ea2a17f9095d76be4668ac39da1.png" id="14" name="Picture"/>
                     <pic:cNvPicPr>
                       <a:picLocks noChangeArrowheads="1" noChangeAspect="1"/>
                     </pic:cNvPicPr>
                   </pic:nvPicPr>
                   <pic:blipFill>
-                    <a:blip r:embed="rId16"/>
+                    <a:blip r:embed="rId12"/>
                     <a:stretch>
                       <a:fillRect/>
                     </a:stretch>
@@ -2626,8 +2615,6 @@
         <w:t xml:space="preserve">저장 모델 원칙: 소스는 외부 연결 정보, 레이어는 화면 표시 모델, 수신 산출물은 한 번 도착하면 바뀌지 않는 버전 자산으로 생명주기가 달라 별도 도메인으로 둔다. 수신이 성공해도 지도에 자동으로 얹지 않는다(발행 방식은 미정).</w:t>
       </w:r>
     </w:p>
-    <w:bookmarkEnd w:id="19"/>
-    <w:bookmarkStart w:id="20" w:name="X8def961a4cb1a84f270f035de55efa53d1f6c10"/>
     <w:p>
       <w:pPr>
         <w:pStyle w:val="Heading3"/>
@@ -3825,9 +3812,6 @@
         <w:t xml:space="preserve">가 제품 공통으로 관리하고 API 문서가 코드표를 둔다.</w:t>
       </w:r>
     </w:p>
-    <w:bookmarkEnd w:id="20"/>
-    <w:bookmarkEnd w:id="21"/>
-    <w:bookmarkStart w:id="22" w:name="X68b015fc26e78c11554d28ea20aed9c2c9e180e"/>
     <w:p>
       <w:pPr>
         <w:pStyle w:val="Heading2"/>
@@ -4716,8 +4700,6 @@
         <w:t xml:space="preserve">: 보안 갭 분석(설계서 9장) 14개 항목 중 로그 보존 기간·서비스 간 TLS·KMS 등은 CSAP 기준이 확정된 뒤에 처리가 정해진다(로그 보존 기간은 M011 의 T077~T080 이, KMS·Vault 는 M011 의 T078(관리형 KMS 의무 판정)·T079(반영)가 소관으로 정해져 있어 도입 여부는 CSAP 판정에 따른다. 서비스 간 TLS 는 아직 어떤 Task 범위에도 없어 M011 판정 뒤 보완 여부부터 정한다). CSAP 는 하등급 SaaS(조건부), 인증 대상 customer+admin, 운영 타깃 NCP 공공기관용으로 결정했고(2026-10-14) 일정은 WBS ID 32~35 를 따른다.</w:t>
       </w:r>
     </w:p>
-    <w:bookmarkEnd w:id="22"/>
-    <w:bookmarkStart w:id="23" w:name="X28c537a411660968d3dff3baeacd723210c7c95"/>
     <w:p>
       <w:pPr>
         <w:pStyle w:val="Heading2"/>
@@ -4986,8 +4968,6 @@
         <w:t xml:space="preserve">: 타일 프록시의 요청 조립·자원 방어(느린 본문 마감 시간, DNS 재바인딩 등)는 후속 Task(T100)에 남아 있다.</w:t>
       </w:r>
     </w:p>
-    <w:bookmarkEnd w:id="23"/>
-    <w:bookmarkStart w:id="24" w:name="Xbc0f0d6e0cd47979f48727129e4fccb30ba7b0e"/>
     <w:p>
       <w:pPr>
         <w:pStyle w:val="Heading2"/>
@@ -5019,8 +4999,6 @@
         <w:t xml:space="preserve">는 npm 의존성만 점검한다 — 런타임 high·critical 은 차단하고 개발 의존성은 보고만 한다. Gradle 점검은 NVD 키 등록 대기(T086, blocked)로 아직 도입하지 않았다). 규칙은 given-when-then, 한국어 문장 이름, mock 은 외부 경계에만, 버그 수정 시 재현 테스트 필수다.</w:t>
       </w:r>
     </w:p>
-    <w:bookmarkEnd w:id="24"/>
-    <w:bookmarkStart w:id="25" w:name="Xa0bbb8678dfe82bf7ec93965a0c4c8a7c8b9b6d"/>
     <w:p>
       <w:pPr>
         <w:pStyle w:val="Heading2"/>
@@ -5368,8 +5346,6 @@
         </w:tc>
       </w:tr>
     </w:tbl>
-    <w:bookmarkEnd w:id="25"/>
-    <w:bookmarkStart w:id="26" w:name="X6c89113e09dce82653f8b11c1d923c76c1258e0"/>
     <w:p>
       <w:pPr>
         <w:pStyle w:val="Heading2"/>
@@ -5642,8 +5618,6 @@
         <w:t xml:space="preserve">성능 목표 수치와 부하 시험 계획(WBS ID 12 는 AI 담당·개발팀 범위 밖, 8월 월간보고 9월 계획 — JSA-PF-TS-001 6절).</w:t>
       </w:r>
     </w:p>
-    <w:bookmarkEnd w:id="26"/>
-    <w:bookmarkStart w:id="27" w:name="Xcb3d66cc6c8e53e070cf9226147c9f3e6dab2cc"/>
     <w:p>
       <w:pPr>
         <w:pStyle w:val="Heading2"/>
@@ -5769,8 +5743,6 @@
         <w:t xml:space="preserve">(프로토타입 저장소)</w:t>
       </w:r>
     </w:p>
-    <w:bookmarkEnd w:id="27"/>
-    <w:bookmarkEnd w:id="28"/>
     <w:sectPr>
       <w:footnotePr>
         <w:numRestart w:val="eachSect"/>

--- a/.ai-workflow/work/tasks/현장방문대비/30 관리 산출물/개발/md2docx/JSA-PF-DS-002_기술 설계 문서.docx
+++ b/.ai-workflow/work/tasks/현장방문대비/30 관리 산출물/개발/md2docx/JSA-PF-DS-002_기술 설계 문서.docx
@@ -175,24 +175,42 @@
               <w:pStyle w:val="Compact"/>
             </w:pPr>
             <w:r>
-              <w:t xml:space="preserve">작성자 / 승인자</w:t>
-            </w:r>
-          </w:p>
-        </w:tc>
-        <w:tc>
-          <w:tcPr/>
-          <w:p>
-            <w:pPr>
-              <w:pStyle w:val="Compact"/>
-            </w:pPr>
-            <w:r>
-              <w:t xml:space="preserve">개발팀 /</w:t>
-            </w:r>
-            <w:r>
-              <w:t xml:space="preserve"> </w:t>
-            </w:r>
-            <w:r>
-              <w:t xml:space="preserve">확인 필요</w:t>
+              <w:t xml:space="preserve">작성자</w:t>
+            </w:r>
+          </w:p>
+        </w:tc>
+        <w:tc>
+          <w:tcPr/>
+          <w:p>
+            <w:pPr>
+              <w:pStyle w:val="Compact"/>
+            </w:pPr>
+            <w:r>
+              <w:t xml:space="preserve">박가람</w:t>
+            </w:r>
+          </w:p>
+        </w:tc>
+      </w:tr>
+      <w:tr>
+        <w:tc>
+          <w:tcPr/>
+          <w:p>
+            <w:pPr>
+              <w:pStyle w:val="Compact"/>
+            </w:pPr>
+            <w:r>
+              <w:t xml:space="preserve">승인자</w:t>
+            </w:r>
+          </w:p>
+        </w:tc>
+        <w:tc>
+          <w:tcPr/>
+          <w:p>
+            <w:pPr>
+              <w:pStyle w:val="Compact"/>
+            </w:pPr>
+            <w:r>
+              <w:t xml:space="preserve">-</w:t>
             </w:r>
           </w:p>
         </w:tc>
@@ -320,18 +338,18 @@
               <w:pStyle w:val="Compact"/>
             </w:pPr>
             <w:r>
-              <w:t xml:space="preserve">개발팀</w:t>
-            </w:r>
-          </w:p>
-        </w:tc>
-        <w:tc>
-          <w:tcPr/>
-          <w:p>
-            <w:pPr>
-              <w:pStyle w:val="Compact"/>
-            </w:pPr>
-            <w:r>
-              <w:t xml:space="preserve">확인 필요</w:t>
+              <w:t xml:space="preserve">박가람</w:t>
+            </w:r>
+          </w:p>
+        </w:tc>
+        <w:tc>
+          <w:tcPr/>
+          <w:p>
+            <w:pPr>
+              <w:pStyle w:val="Compact"/>
+            </w:pPr>
+            <w:r>
+              <w:t xml:space="preserve">-</w:t>
             </w:r>
           </w:p>
         </w:tc>
@@ -351,7 +369,7 @@
         <w:t xml:space="preserve">gis-sass</w:t>
       </w:r>
       <w:r>
-        <w:t xml:space="preserve">) 2026-10-16 상태의 기술 설계를 한 문서로 정리했다. 구조와 근거의 단일 출처는 서버 및 인프라 아키텍처 설계서(v0.8)와 ADR 이다. 설계서와 ADR 에는 갱신되지 않았거나 구현이 따르지 못한 부분이 있어, 그런 곳은 이 문서가 2026-10-16 의 현재 상태를 적고 그 자리에 표시했다(예: 사내 클러스터 규모 — 5절, 로컬 k3s 와 사내 개발 DB 의 위치 — 2·3.2절). 표시 없이 어긋나는 곳은 이 문서의 오류이므로 설계서와 ADR 을 따른다.</w:t>
+        <w:t xml:space="preserve">) 2026-10-16 상태의 기술 설계를 한 문서로 정리했다. 구조와 근거의 단일 출처는 서버 및 인프라 아키텍처 설계서(v0.8)와 ADR 이다.</w:t>
       </w:r>
     </w:p>
     <w:p>
@@ -408,16 +426,7 @@
         </w:numPr>
       </w:pPr>
       <w:r>
-        <w:t xml:space="preserve">배경: 「2026년 AI기반 위성정보 활용 서비스 확산사업」 세세부3(지반침하 스마트 관리 시스템 통합플랫폼 구축) 중 개발팀 담당 범위는 마일스톤 M010 의 WBS ID 2~8(통합 분석 엔진 서버 구축 및 인프라 설계, 2026-08-03~11-27)과 M011 의 ID 32~35(CSAP 인증 신청, 2026-11-02~12-31)다. 이는 이 저장소가 마일스톤으로 옮긴 범위이고 9월 중간보고의 '담당 범위(WBS 2–8, 32–35)'와 같다. 다만 WBS 시트의 '담당 조직' 열(2026-09-30 추가)은 ID 2·7 을 '개발, AI', ID 3~6·8·29~31 을 '개발', ID 32~35 를 '운영(DevSecOps)'으로 적어 이 구분과 다르다. ID 32~35 의 '운영(DevSecOps)'을 개발팀 범위로 볼지와 ID 29~31 의 담당은</w:t>
-      </w:r>
-      <w:r>
-        <w:t xml:space="preserve"> </w:t>
-      </w:r>
-      <w:r>
-        <w:t xml:space="preserve">확인 필요</w:t>
-      </w:r>
-      <w:r>
-        <w:t xml:space="preserve">다. 통합플랫폼은 인증·권한·지도 소스·타일 프록시를 구현한 상태에서 클러스터로 나가는 길(컨테이너 배포·이중화), 다른 세세부의 산출물을 받는 길(ETL 수신), 이를 설명하는 설계서를 보강하는 단계다.</w:t>
+        <w:t xml:space="preserve">배경: 「2026년 AI기반 위성정보 활용 서비스 확산사업」 세세부3(지반침하 스마트 관리 시스템 통합플랫폼 구축) 중 개발팀 담당 범위는 WBS ID 2–8(통합 분석 엔진 서버 구축 및 인프라 설계, 2026-08-03–11-27)과 ID 32–35(CSAP 인증 신청, 2026-11-02–12-31)다. 통합플랫폼은 인증·권한·지도 소스·타일 프록시를 구현한 상태에서 클러스터로 나가는 길(컨테이너 배포·이중화), 다른 세세부의 산출물을 받는 길(ETL 수신), 이를 설명하는 설계서를 보강하는 단계다.</w:t>
       </w:r>
     </w:p>
     <w:p>
@@ -513,16 +522,7 @@
         </w:numPr>
       </w:pPr>
       <w:r>
-        <w:t xml:space="preserve">WBS ID 9~28(인메모리 연산 엔진, HITL 분석 알고리즘, UI/UX 고도화)은 WBS 담당 조직 열이 AI(ID 9~24)·기획(ID 25~28)이라 개발팀 범위 밖이다. ID 29~31(분석 리포트 자동 구현: 분석보고서 PDF 생성·Excel 다운로드)은 같은 열에 '개발'로 적혀 있고 2026-09-28 착수 예정이었으나 실적이 없으며 이 문서의 설계 대상이 아니다. M010(2026-08-21 작성, 담당 조직 열이 들어온 2026-09-30 이전)은 ID 9~31 전체를 개발팀 범위 밖으로 두었으므로 ID 29~31 의 담당과 범위는</w:t>
-      </w:r>
-      <w:r>
-        <w:t xml:space="preserve"> </w:t>
-      </w:r>
-      <w:r>
-        <w:t xml:space="preserve">확인 필요</w:t>
-      </w:r>
-      <w:r>
-        <w:t xml:space="preserve">이다. 프로토타입이 보여 주는 분석·화면·리포트 모듈과 통합플랫폼의 결합 범위·담당은 검토 중이다(8절).</w:t>
+        <w:t xml:space="preserve">WBS ID 9–28(인메모리 연산 엔진, HITL 분석 알고리즘, UI/UX 고도화)은 담당 조직이 AI(ID 9–24)·기획(ID 25–28)이라 개발팀 범위 밖이다. ID 29–31(분석 리포트 자동 구현: 분석보고서 PDF 생성·Excel 다운로드)은 이 문서의 설계 대상이 아니다. 프로토타입이 보여 주는 분석·화면·리포트 모듈과 통합플랫폼의 결합 범위·담당은 검토 중이다(8절).</w:t>
       </w:r>
     </w:p>
     <w:p>
@@ -628,7 +628,7 @@
               <a:graphicData uri="http://schemas.openxmlformats.org/drawingml/2006/picture">
                 <pic:pic>
                   <pic:nvPicPr>
-                    <pic:cNvPr descr="/private/tmp/claude-501/-Users-garam-ops-inp-ws/632e65b0-6fc7-4739-adf3-e9267929aa0a/scratchpad/mmd/34fe143e19cf1370f6b2d4cca08294c4afd76fd9.png" id="11" name="Picture"/>
+                    <pic:cNvPr descr="/private/tmp/claude-501/-Users-garam-ops-inp-ws/bbccab8c-c001-47e8-bc61-7d0085fcfb6f/scratchpad/m2d/img/d3-1.png" id="11" name="Picture"/>
                     <pic:cNvPicPr>
                       <a:picLocks noChangeArrowheads="1" noChangeAspect="1"/>
                     </pic:cNvPicPr>
@@ -685,7 +685,7 @@
         <w:t xml:space="preserve">제품 분리</w:t>
       </w:r>
       <w:r>
-        <w:t xml:space="preserve">: customer 와 admin 은 DB·JWT 서명키·호스트를 분리한다. 릴리스는 ADR-2026-08-11.05 가 독립 배포를 원칙으로 하고 제품별 태그를 기본 방향으로 두었으나 확정을 admin 착수 시점으로 미뤘으며, 2026-10-14 에 당분간 공통</w:t>
+        <w:t xml:space="preserve">: customer 와 admin 은 DB·JWT 서명키·호스트를 분리한다. 릴리스는 당분간 공통</w:t>
       </w:r>
       <w:r>
         <w:t xml:space="preserve"> </w:t>
@@ -700,7 +700,7 @@
         <w:t xml:space="preserve"> </w:t>
       </w:r>
       <w:r>
-        <w:t xml:space="preserve">태그·단일 chart 로 두 제품이 같은 버전으로 나가는 것으로 확정했다(서버 및 인프라 아키텍처 설계서 3.1.2 결정 D, admin 이 독립 기능을 갖는 시점에 ADR 로 재결정). admin 은 customer 데이터에 API 로만 접근하도록 설계했고, 그 호출 경로는 아직 구현하지 않았다(ADR-2026-08-11.05).</w:t>
+        <w:t xml:space="preserve">태그·단일 chart 로 두 제품이 같은 버전으로 나간다(2026-10-14 확정, 서버 및 인프라 아키텍처 설계서 3.1.2 결정 D. admin 이 독립 기능을 갖는 시점에 ADR 로 재결정). admin 은 customer 데이터에 API 로만 접근하도록 설계했다(ADR-2026-08-11.05).</w:t>
       </w:r>
     </w:p>
     <w:p>
@@ -777,7 +777,7 @@
         <w:t xml:space="preserve"> </w:t>
       </w:r>
       <w:r>
-        <w:t xml:space="preserve">만 호출한다. 외부 타일을 브라우저가 직접 부르지 않는다(SSRF 방어의 전제). 외부 인증(SSO) 연동은 없고 KMS 도 미도입이다(CSAP 기준 확정 뒤 결정, 4절·8절).</w:t>
+        <w:t xml:space="preserve">만 호출한다. 외부 타일을 브라우저가 직접 부르지 않는다(SSRF 방어의 전제).</w:t>
       </w:r>
     </w:p>
     <w:p>
@@ -834,7 +834,7 @@
         <w:t xml:space="preserve">게이트웨이</w:t>
       </w:r>
       <w:r>
-        <w:t xml:space="preserve">: Ingress 단독(별도 게이트웨이 제품 미도입). Kafka·Keycloak 은 도입하지 않고, 같은 비동기 흐름을 DB 작업 테이블 + 잡 러너로 구현하는 방향이다.</w:t>
+        <w:t xml:space="preserve">: Ingress 단독(별도 게이트웨이 제품을 두지 않음). Kafka·Keycloak 은 도입하지 않고, 같은 비동기 흐름을 DB 작업 테이블 + 잡 러너로 구현하는 방향이다.</w:t>
       </w:r>
     </w:p>
     <w:p>
@@ -853,7 +853,7 @@
         <w:t xml:space="preserve">배포</w:t>
       </w:r>
       <w:r>
-        <w:t xml:space="preserve">: 벤더 중립 Helm chart 하나, 환경별 values, 같은 이미지의 digest 승격(설계 원칙이고 이를 보장하는 절차는 아직 없다 — JSA-PF-DS-003 4절, JSA-PF-RL-002 1절). 환경은 로컬 k3s → 사내 k8s(</w:t>
+        <w:t xml:space="preserve">: 벤더 중립 Helm chart 하나, 환경별 values, 같은 이미지의 digest 승격(설계 원칙). 환경은 로컬 k3s → 사내 k8s(</w:t>
       </w:r>
       <w:r>
         <w:rPr>
@@ -862,7 +862,7 @@
         <w:t xml:space="preserve">dev0</w:t>
       </w:r>
       <w:r>
-        <w:t xml:space="preserve">) → NCP NKS 3단이다. ADR-2026-08-11.03 결정표는 로컬을 'k3s (Proxmox VM)', 개발 DB 를 '클러스터 내 Postgres (StatefulSet)'로 적었으나, 실제 로컬은 개발자 PC(macOS Docker Desktop)의 k3d 단일 노드</w:t>
+        <w:t xml:space="preserve">) → NCP NKS 3단이다. 로컬은 개발자 PC 의 k3d 단일 노드</w:t>
       </w:r>
       <w:r>
         <w:t xml:space="preserve"> </w:t>
@@ -877,7 +877,7 @@
         <w:t xml:space="preserve"> </w:t>
       </w:r>
       <w:r>
-        <w:t xml:space="preserve">이고(코드와 대조해 정정한 설계서 3.1.1 을 따랐다) 사내 개발 DB 는 정의가 없어 위치 미정이다(3.2절).</w:t>
+        <w:t xml:space="preserve">이다(설계서 3.1.1).</w:t>
       </w:r>
     </w:p>
     <w:p>
@@ -1189,18 +1189,6 @@
               <w:t xml:space="preserve">php:8.4-cli-bookworm</w:t>
             </w:r>
             <w:r>
-              <w:t xml:space="preserve">; composer.json 선언 요구는</w:t>
-            </w:r>
-            <w:r>
-              <w:t xml:space="preserve"> </w:t>
-            </w:r>
-            <w:r>
-              <w:rPr>
-                <w:rStyle w:val="VerbatimChar"/>
-              </w:rPr>
-              <w:t xml:space="preserve">^8.2</w:t>
-            </w:r>
-            <w:r>
               <w:t xml:space="preserve">)로 마이그레이션·시드를 실행하는 독립 이미지</w:t>
             </w:r>
           </w:p>
@@ -1289,7 +1277,7 @@
               <w:pStyle w:val="Compact"/>
             </w:pPr>
             <w:r>
-              <w:t xml:space="preserve">테스트·배포물 검증·이미지 푸시. 단위 테스트·web·사본 감시 7개 잡(api-core·customer-api·admin-api·web-core·customer-web·admin-web·web-copies)만 본문이 Dagger 함수라 로컬과 같은 컨테이너에서 재현한다. 통합 테스트 2개·docs·deps-audit 는 러너에서 직접 실행하고, 이미지 빌드·마이그레이션 왕복·chart 검증은</w:t>
+              <w:t xml:space="preserve">테스트·배포물 검증·이미지 푸시. 단위 테스트·web·사본 감시 7개 잡(api-core·customer-api·admin-api·web-core·customer-web·admin-web·web-copies)은 본문이 Dagger 함수라 로컬과 같은 컨테이너에서 재현한다. 통합 테스트 2개·docs·deps-audit 는 러너에서 직접 실행하고, 이미지 빌드·마이그레이션 왕복·chart 검증은</w:t>
             </w:r>
             <w:r>
               <w:t xml:space="preserve"> </w:t>
@@ -1374,7 +1362,7 @@
         <w:t xml:space="preserve">postgis/postgis:16-3.4</w:t>
       </w:r>
       <w:r>
-        <w:t xml:space="preserve">, 사내 개발 DB 는 위치·버전 미정, 운영 NCP Cloud DB 는 정해진 버전이 없다)와 admin database(</w:t>
+        <w:t xml:space="preserve">)와 admin database(</w:t>
       </w:r>
       <w:r>
         <w:rPr>
@@ -2271,7 +2259,7 @@
               <w:t xml:space="preserve"> </w:t>
             </w:r>
             <w:r>
-              <w:t xml:space="preserve">0~1 CHECK, (워크스페이스, 이름) 유일.</w:t>
+              <w:t xml:space="preserve">0–1 CHECK, (워크스페이스, 이름) 유일.</w:t>
             </w:r>
             <w:r>
               <w:t xml:space="preserve"> </w:t>
@@ -2574,7 +2562,7 @@
               <a:graphicData uri="http://schemas.openxmlformats.org/drawingml/2006/picture">
                 <pic:pic>
                   <pic:nvPicPr>
-                    <pic:cNvPr descr="/private/tmp/claude-501/-Users-garam-ops-inp-ws/632e65b0-6fc7-4739-adf3-e9267929aa0a/scratchpad/mmd/2f063619066b0ea2a17f9095d76be4668ac39da1.png" id="14" name="Picture"/>
+                    <pic:cNvPr descr="/private/tmp/claude-501/-Users-garam-ops-inp-ws/bbccab8c-c001-47e8-bc61-7d0085fcfb6f/scratchpad/m2d/img/d3-2.png" id="14" name="Picture"/>
                     <pic:cNvPicPr>
                       <a:picLocks noChangeArrowheads="1" noChangeAspect="1"/>
                     </pic:cNvPicPr>
@@ -2612,7 +2600,7 @@
         <w:pStyle w:val="BodyText"/>
       </w:pPr>
       <w:r>
-        <w:t xml:space="preserve">저장 모델 원칙: 소스는 외부 연결 정보, 레이어는 화면 표시 모델, 수신 산출물은 한 번 도착하면 바뀌지 않는 버전 자산으로 생명주기가 달라 별도 도메인으로 둔다. 수신이 성공해도 지도에 자동으로 얹지 않는다(발행 방식은 미정).</w:t>
+        <w:t xml:space="preserve">저장 모델 원칙: 소스는 외부 연결 정보, 레이어는 화면 표시 모델, 수신 산출물은 한 번 도착하면 바뀌지 않는 버전 자산으로 생명주기가 달라 별도 도메인으로 둔다. 수신이 성공해도 지도에 자동으로 얹지 않는다.</w:t>
       </w:r>
     </w:p>
     <w:p>
@@ -3636,7 +3624,7 @@
         <w:t xml:space="preserve"> </w:t>
       </w:r>
       <w:r>
-        <w:t xml:space="preserve">이며 이전 버전은 삭제하지 않는다. 확인 질문 5건(파일 형식·좌표계, 1회 용량·갱신 주기, 전달 방식, 격자 체계, 인증·인가 경계)의 회신이 오기 전까지 실데이터 적재(어댑터)는 구현하지 않는다.</w:t>
+        <w:t xml:space="preserve">이며 이전 버전은 삭제하지 않는다. 실데이터 적재(어댑터)는 확인 질문 5건(파일 형식·좌표계, 1회 용량·갱신 주기, 전달 방식, 격자 체계, 인증·인가 경계)의 회신을 받은 뒤 구현한다.</w:t>
       </w:r>
     </w:p>
     <w:p>
@@ -3965,7 +3953,7 @@
         <w:t xml:space="preserve">ADMIN_AUTH_COOKIE_SECURE</w:t>
       </w:r>
       <w:r>
-        <w:t xml:space="preserve">) 값을 따른다(chart 미주입, 8절). CSRF 는</w:t>
+        <w:t xml:space="preserve">) 값을 따른다. CSRF 는</w:t>
       </w:r>
       <w:r>
         <w:t xml:space="preserve"> </w:t>
@@ -4010,7 +3998,7 @@
         <w:t xml:space="preserve"> </w:t>
       </w:r>
       <w:r>
-        <w:t xml:space="preserve">을 준다. 카운터가 파드 메모리라 파드별로 세며 파드 간 공유는 없다(T102 범위 밖). 로그인 실패 응답(</w:t>
+        <w:t xml:space="preserve">을 준다. 로그인 실패 응답(</w:t>
       </w:r>
       <w:r>
         <w:rPr>
@@ -4101,7 +4089,7 @@
         <w:t xml:space="preserve"> </w:t>
       </w:r>
       <w:r>
-        <w:t xml:space="preserve">로 무중단 회전을 지원하며 chart 의 회전 값 주입 경로는 보완 예정이다(T088).</w:t>
+        <w:t xml:space="preserve">로 무중단 회전을 지원한다.</w:t>
       </w:r>
     </w:p>
     <w:p>
@@ -4129,7 +4117,7 @@
         <w:t xml:space="preserve">/api/auth/*</w:t>
       </w:r>
       <w:r>
-        <w:t xml:space="preserve">)를 뺀 customer API 엔드포인트 41개를 코드 점검(설계서 9.4, 2026-09-26)으로 전수 확인해 누락 0건이었다. 비멤버 또는 다른 워크스페이스 id 끼워 넣기 요청을 직접 보내는 통합 테스트가 있는 엔드포인트는 41개 중 13개이고, 나머지는 서비스 수준 테스트가 간접 보장한다(전수 순회 테스트는 T075 잔여).</w:t>
+        <w:t xml:space="preserve">)를 뺀 customer API 엔드포인트 41개를 코드 점검(설계서 9.4)으로 전수 확인해 누락 0건이었다.</w:t>
       </w:r>
     </w:p>
     <w:p>
@@ -4191,7 +4179,7 @@
         <w:t xml:space="preserve">런타임·네트워크</w:t>
       </w:r>
       <w:r>
-        <w:t xml:space="preserve">: NetworkPolicy 기본 거부 + 최소 허용(2026-09-16 로컬 k3d 에서 차단 실측, dev·prod values 는 대상 값이 비어 렌더 실패), chart 의 모든 파드에 PSA</w:t>
+        <w:t xml:space="preserve">: NetworkPolicy 기본 거부 + 최소 허용, chart 의 모든 파드에 PSA</w:t>
       </w:r>
       <w:r>
         <w:t xml:space="preserve"> </w:t>
@@ -4206,7 +4194,7 @@
         <w:t xml:space="preserve"> </w:t>
       </w:r>
       <w:r>
-        <w:t xml:space="preserve">를 통과하는 보안 컨텍스트를 기본 적용(렌더 결과의 정적 검사만 했고 PSA 라벨을 건 네임스페이스에서의 실측은 하지 않았다 — T089), actuator 관리 포트 분리. API 의 DB 연결은 chart 기본값</w:t>
+        <w:t xml:space="preserve">를 통과하는 보안 컨텍스트를 기본 적용, actuator 관리 포트 분리. API 의 DB 연결은 chart 기본값</w:t>
       </w:r>
       <w:r>
         <w:t xml:space="preserve"> </w:t>
@@ -4269,7 +4257,7 @@
         <w:t xml:space="preserve"> </w:t>
       </w:r>
       <w:r>
-        <w:t xml:space="preserve">일 때만</w:t>
+        <w:t xml:space="preserve">일 때</w:t>
       </w:r>
       <w:r>
         <w:t xml:space="preserve"> </w:t>
@@ -4329,130 +4317,7 @@
         <w:t xml:space="preserve"> </w:t>
       </w:r>
       <w:r>
-        <w:t xml:space="preserve">가 기동을 막는다. 플래그가 같은</w:t>
-      </w:r>
-      <w:r>
-        <w:t xml:space="preserve"> </w:t>
-      </w:r>
-      <w:r>
-        <w:rPr>
-          <w:rStyle w:val="VerbatimChar"/>
-        </w:rPr>
-        <w:t xml:space="preserve">sslMode</w:t>
-      </w:r>
-      <w:r>
-        <w:t xml:space="preserve"> </w:t>
-      </w:r>
-      <w:r>
-        <w:t xml:space="preserve">값에서 파생되므로</w:t>
-      </w:r>
-      <w:r>
-        <w:t xml:space="preserve"> </w:t>
-      </w:r>
-      <w:r>
-        <w:rPr>
-          <w:rStyle w:val="VerbatimChar"/>
-        </w:rPr>
-        <w:t xml:space="preserve">sslMode</w:t>
-      </w:r>
-      <w:r>
-        <w:t xml:space="preserve"> </w:t>
-      </w:r>
-      <w:r>
-        <w:t xml:space="preserve">를 낮추면(렌더 가드 없음) 검증도 함께 꺼져 기동이 막히지 않는다. 이때</w:t>
-      </w:r>
-      <w:r>
-        <w:t xml:space="preserve"> </w:t>
-      </w:r>
-      <w:r>
-        <w:rPr>
-          <w:rStyle w:val="VerbatimChar"/>
-        </w:rPr>
-        <w:t xml:space="preserve">disable</w:t>
-      </w:r>
-      <w:r>
-        <w:t xml:space="preserve"> </w:t>
-      </w:r>
-      <w:r>
-        <w:t xml:space="preserve">은 평문이고,</w:t>
-      </w:r>
-      <w:r>
-        <w:t xml:space="preserve"> </w:t>
-      </w:r>
-      <w:r>
-        <w:rPr>
-          <w:rStyle w:val="VerbatimChar"/>
-        </w:rPr>
-        <w:t xml:space="preserve">prefer</w:t>
-      </w:r>
-      <w:r>
-        <w:t xml:space="preserve">·</w:t>
-      </w:r>
-      <w:r>
-        <w:rPr>
-          <w:rStyle w:val="VerbatimChar"/>
-        </w:rPr>
-        <w:t xml:space="preserve">allow</w:t>
-      </w:r>
-      <w:r>
-        <w:t xml:space="preserve"> </w:t>
-      </w:r>
-      <w:r>
-        <w:t xml:space="preserve">는 암호화를 보장하지 않아 DB 설정에 따라 조용히 평문이 될 수 있다. 로컬은</w:t>
-      </w:r>
-      <w:r>
-        <w:t xml:space="preserve"> </w:t>
-      </w:r>
-      <w:r>
-        <w:rPr>
-          <w:rStyle w:val="VerbatimChar"/>
-        </w:rPr>
-        <w:t xml:space="preserve">values-local</w:t>
-      </w:r>
-      <w:r>
-        <w:t xml:space="preserve"> </w:t>
-      </w:r>
-      <w:r>
-        <w:t xml:space="preserve">이</w:t>
-      </w:r>
-      <w:r>
-        <w:t xml:space="preserve"> </w:t>
-      </w:r>
-      <w:r>
-        <w:rPr>
-          <w:rStyle w:val="VerbatimChar"/>
-        </w:rPr>
-        <w:t xml:space="preserve">disable</w:t>
-      </w:r>
-      <w:r>
-        <w:t xml:space="preserve">, compose 는</w:t>
-      </w:r>
-      <w:r>
-        <w:t xml:space="preserve"> </w:t>
-      </w:r>
-      <w:r>
-        <w:rPr>
-          <w:rStyle w:val="VerbatimChar"/>
-        </w:rPr>
-        <w:t xml:space="preserve">sslmode</w:t>
-      </w:r>
-      <w:r>
-        <w:t xml:space="preserve"> </w:t>
-      </w:r>
-      <w:r>
-        <w:t xml:space="preserve">를 지정하지 않고(드라이버 기본</w:t>
-      </w:r>
-      <w:r>
-        <w:t xml:space="preserve"> </w:t>
-      </w:r>
-      <w:r>
-        <w:rPr>
-          <w:rStyle w:val="VerbatimChar"/>
-        </w:rPr>
-        <w:t xml:space="preserve">prefer</w:t>
-      </w:r>
-      <w:r>
-        <w:t xml:space="preserve">) DB 가 TLS 를 켜지 않아 평문이다.</w:t>
+        <w:t xml:space="preserve">가 기동을 막는다.</w:t>
       </w:r>
     </w:p>
     <w:p>
@@ -4486,7 +4351,7 @@
         <w:t xml:space="preserve"> </w:t>
       </w:r>
       <w:r>
-        <w:t xml:space="preserve">로거에 기록한다. 워크스페이스 생성과 레이어 순서 변경은 기록하지 않고, 서비스가 이벤트를 실제로 남기는지 확인하는 테스트도 아직 없다(T075 잔여). 비밀번호·토큰·소스 인증키의 원문은 로그 필드와 응답 본문에 싣지 않는다(토큰은</w:t>
+        <w:t xml:space="preserve">로거에 기록한다. 비밀번호·토큰·소스 인증키의 원문은 로그 필드와 응답 본문에 싣지 않는다(토큰은</w:t>
       </w:r>
       <w:r>
         <w:t xml:space="preserve"> </w:t>
@@ -4555,7 +4420,7 @@
         <w:t xml:space="preserve">SourceAuthUpdateTest</w:t>
       </w:r>
       <w:r>
-        <w:t xml:space="preserve">)로 확인한다. 현재 users 에는 이름·이메일·전화번호 컬럼이 없다. 감사 로그(</w:t>
+        <w:t xml:space="preserve">)로 확인한다. users 에는 이름·이메일·전화번호 컬럼이 없다. 감사 로그(</w:t>
       </w:r>
       <w:r>
         <w:rPr>
@@ -4579,7 +4444,7 @@
         <w:t xml:space="preserve"> </w:t>
       </w:r>
       <w:r>
-        <w:t xml:space="preserve">로만 남기지만, 인증 로그(</w:t>
+        <w:t xml:space="preserve">로 남기고, 인증 로그(</w:t>
       </w:r>
       <w:r>
         <w:rPr>
@@ -4627,19 +4492,7 @@
         <w:t xml:space="preserve"> </w:t>
       </w:r>
       <w:r>
-        <w:t xml:space="preserve">도) 남고</w:t>
-      </w:r>
-      <w:r>
-        <w:t xml:space="preserve"> </w:t>
-      </w:r>
-      <w:r>
-        <w:rPr>
-          <w:rStyle w:val="VerbatimChar"/>
-        </w:rPr>
-        <w:t xml:space="preserve">/auth/me</w:t>
-      </w:r>
-      <w:r>
-        <w:t xml:space="preserve">·멤버 목록 응답에는</w:t>
+        <w:t xml:space="preserve">도) 남는다.</w:t>
       </w:r>
       <w:r>
         <w:t xml:space="preserve"> </w:t>
@@ -4654,31 +4507,7 @@
         <w:t xml:space="preserve"> </w:t>
       </w:r>
       <w:r>
-        <w:t xml:space="preserve">이 실린다. 개인정보 부재를 확인하는 테스트는 없으며,</w:t>
-      </w:r>
-      <w:r>
-        <w:t xml:space="preserve"> </w:t>
-      </w:r>
-      <w:r>
-        <w:rPr>
-          <w:rStyle w:val="VerbatimChar"/>
-        </w:rPr>
-        <w:t xml:space="preserve">username</w:t>
-      </w:r>
-      <w:r>
-        <w:t xml:space="preserve"> </w:t>
-      </w:r>
-      <w:r>
-        <w:t xml:space="preserve">이 개인정보가 되는지는 운영 정책에 달려 있다(ADR-2026-09-26.02 D1 조건 ②,</w:t>
-      </w:r>
-      <w:r>
-        <w:t xml:space="preserve"> </w:t>
-      </w:r>
-      <w:r>
-        <w:t xml:space="preserve">확인 필요</w:t>
-      </w:r>
-      <w:r>
-        <w:t xml:space="preserve">).</w:t>
+        <w:t xml:space="preserve">에 식별 가능한 값을 쓰지 않는 것은 운영 정책으로 정한다(ADR-2026-09-26.02 D1 조건).</w:t>
       </w:r>
     </w:p>
     <w:p>
@@ -4697,7 +4526,7 @@
         <w:t xml:space="preserve">갭과 보완</w:t>
       </w:r>
       <w:r>
-        <w:t xml:space="preserve">: 보안 갭 분석(설계서 9장) 14개 항목 중 로그 보존 기간·서비스 간 TLS·KMS 등은 CSAP 기준이 확정된 뒤에 처리가 정해진다(로그 보존 기간은 M011 의 T077~T080 이, KMS·Vault 는 M011 의 T078(관리형 KMS 의무 판정)·T079(반영)가 소관으로 정해져 있어 도입 여부는 CSAP 판정에 따른다. 서비스 간 TLS 는 아직 어떤 Task 범위에도 없어 M011 판정 뒤 보완 여부부터 정한다). CSAP 는 하등급 SaaS(조건부), 인증 대상 customer+admin, 운영 타깃 NCP 공공기관용으로 결정했고(2026-10-14) 일정은 WBS ID 32~35 를 따른다.</w:t>
+        <w:t xml:space="preserve">: 보안 갭 분석(설계서 9장) 14개 항목 중 로그 보존 기간·서비스 간 TLS·KMS 등은 CSAP 기준이 확정된 뒤에 처리가 정해진다. CSAP 는 하등급 SaaS(조건부), 인증 대상 customer+admin, 운영 타깃 NCP 공공기관용으로 결정했고(2026-10-14) 일정은 WBS ID 32–35 를 따른다.</w:t>
       </w:r>
     </w:p>
     <w:p>
@@ -4758,16 +4587,7 @@
         <w:t xml:space="preserve">성능·자원</w:t>
       </w:r>
       <w:r>
-        <w:t xml:space="preserve">: 성능 목표 수치와 부하 시험 결과는 정의되어 있지 않다(</w:t>
-      </w:r>
-      <w:r>
-        <w:t xml:space="preserve">확인 필요</w:t>
-      </w:r>
-      <w:r>
-        <w:t xml:space="preserve">. WBS ID 12 '응답속도·처리량 부하 테스트 및 병목 구간 개선'은 담당 조직이 AI 이고 개발팀 범위 밖이며, 8월 월간보고가 9월 계획으로 올렸으나 9월 월간보고에는 없다 — JSA-PF-TS-001 6절). 자원은 chart 기본 requests/limits 만 정해져 있고 환경별 values(local·dev·prod)도 덮어쓰지 않아 모든 환경이 같은 값을 쓴다 — customer-api 요청 250m·512Mi/한도 1 CPU·1Gi, admin-api 100m·256Mi/500m·512Mi, 각 web 50m·64Mi/200m·128Mi.</w:t>
-      </w:r>
-      <w:r>
-        <w:t xml:space="preserve"> </w:t>
+        <w:t xml:space="preserve">: 자원은 chart 기본 requests/limits 로 정하고 환경별 values(local·dev·prod)가 같은 값을 쓴다 — customer-api 요청 250m·512Mi/한도 1 CPU·1Gi, admin-api 100m·256Mi/500m·512Mi, 각 web 50m·64Mi/200m·128Mi. 이 값은 참고용 기준값이다(</w:t>
       </w:r>
       <w:r>
         <w:rPr>
@@ -4779,13 +4599,7 @@
         <w:t xml:space="preserve"> </w:t>
       </w:r>
       <w:r>
-        <w:t xml:space="preserve">7.3 과 설계서 6.5 는 이를 '로컬 k3s 단일 노드에서 측정한 기준값'이라 적고 참고용으로만 쓰라고 했으나, 측정 방법·일자·원자료는 저장소에 없고 값은 chart 를 처음 만든 2026-08-26 이후 바뀐 적이 없다(</w:t>
-      </w:r>
-      <w:r>
-        <w:t xml:space="preserve">확인 필요</w:t>
-      </w:r>
-      <w:r>
-        <w:t xml:space="preserve">). 사용량·부하 측정 기록으로 뒷받침되는 기준선은 없다.</w:t>
+        <w:t xml:space="preserve">7.3, 설계서 6.5).</w:t>
       </w:r>
     </w:p>
     <w:p>
@@ -4822,7 +4636,7 @@
         <w:t xml:space="preserve">kubectl rollout restart</w:t>
       </w:r>
       <w:r>
-        <w:t xml:space="preserve">)·DB 일시 중단 시험은 2026-08-26 로컬 k3d(</w:t>
+        <w:t xml:space="preserve">)·DB 일시 중단 시험은 로컬 k3d(</w:t>
       </w:r>
       <w:r>
         <w:rPr>
@@ -4831,34 +4645,7 @@
         <w:t xml:space="preserve">gis-local</w:t>
       </w:r>
       <w:r>
-        <w:t xml:space="preserve">)에서 1회 통과했다. 그 뒤 chart 가 바뀌었고(</w:t>
-      </w:r>
-      <w:r>
-        <w:rPr>
-          <w:rStyle w:val="VerbatimChar"/>
-        </w:rPr>
-        <w:t xml:space="preserve">wait-for-migration</w:t>
-      </w:r>
-      <w:r>
-        <w:t xml:space="preserve"> </w:t>
-      </w:r>
-      <w:r>
-        <w:t xml:space="preserve">initContainer, NetworkPolicy 적용, 파드 보안 컨텍스트) 이 시험을 다시 돌린 기록은 없다.</w:t>
-      </w:r>
-      <w:r>
-        <w:t xml:space="preserve"> </w:t>
-      </w:r>
-      <w:r>
-        <w:rPr>
-          <w:rStyle w:val="VerbatimChar"/>
-        </w:rPr>
-        <w:t xml:space="preserve">helm upgrade</w:t>
-      </w:r>
-      <w:r>
-        <w:t xml:space="preserve"> </w:t>
-      </w:r>
-      <w:r>
-        <w:t xml:space="preserve">경로와 사내 개발 클러스터 실측도 하지 않았다(T105 완료 조건 1·2·4 → T089 완료 조건 10). 재실측은 T076·T079 에서 한다.</w:t>
+        <w:t xml:space="preserve">)에서 통과했다.</w:t>
       </w:r>
     </w:p>
     <w:p>
@@ -4877,7 +4664,7 @@
         <w:t xml:space="preserve">확장성</w:t>
       </w:r>
       <w:r>
-        <w:t xml:space="preserve">: HPA 는 기준선 측정 뒤 활성화(기본 꺼짐). 분해 후보(타일 프록시·ETL 수신)의 재검토 트리거는 트래픽 1k RPS 초과, ETL 어댑터 5종 초과 등이다. Multi-AZ 는 로컬 단일 노드에서 성립하지 않고 운영 타깃 실측을 기다린다(사내 개발·스테이지 클러스터</w:t>
+        <w:t xml:space="preserve">: HPA 는 기준선 측정 뒤 활성화(기본 꺼짐). 분해 후보(타일 프록시·ETL 수신)의 재검토 트리거는 트래픽 1k RPS 초과, ETL 어댑터 5종 초과 등이다. 사내 개발·스테이지 클러스터</w:t>
       </w:r>
       <w:r>
         <w:t xml:space="preserve"> </w:t>
@@ -4892,80 +4679,7 @@
         <w:t xml:space="preserve"> </w:t>
       </w:r>
       <w:r>
-        <w:t xml:space="preserve">는 2026-10 에 호스트 3대로 확장되었다. 설계서와</w:t>
-      </w:r>
-      <w:r>
-        <w:t xml:space="preserve"> </w:t>
-      </w:r>
-      <w:r>
-        <w:rPr>
-          <w:rStyle w:val="VerbatimChar"/>
-        </w:rPr>
-        <w:t xml:space="preserve">deploy/README.md</w:t>
-      </w:r>
-      <w:r>
-        <w:t xml:space="preserve"> </w:t>
-      </w:r>
-      <w:r>
-        <w:t xml:space="preserve">의 "사내 불성립(물리 노드 1대)" 기록은</w:t>
-      </w:r>
-      <w:r>
-        <w:t xml:space="preserve"> </w:t>
-      </w:r>
-      <w:r>
-        <w:rPr>
-          <w:rStyle w:val="VerbatimChar"/>
-        </w:rPr>
-        <w:t xml:space="preserve">dev0</w:t>
-      </w:r>
-      <w:r>
-        <w:t xml:space="preserve"> </w:t>
-      </w:r>
-      <w:r>
-        <w:t xml:space="preserve">가 아니라 별도 Proxmox 호스트의 '보안 실습 클러스터' 기준이며(그 클러스터의 구축 기록은 찾지 못했다),</w:t>
-      </w:r>
-      <w:r>
-        <w:t xml:space="preserve"> </w:t>
-      </w:r>
-      <w:r>
-        <w:rPr>
-          <w:rStyle w:val="VerbatimChar"/>
-        </w:rPr>
-        <w:t xml:space="preserve">dev0</w:t>
-      </w:r>
-      <w:r>
-        <w:t xml:space="preserve"> </w:t>
-      </w:r>
-      <w:r>
-        <w:t xml:space="preserve">의 Multi-AZ 판정은 설계서에 없다. 노드 zone 라벨을 실측한 뒤 판정한다</w:t>
-      </w:r>
-      <w:r>
-        <w:t xml:space="preserve"> </w:t>
-      </w:r>
-      <w:r>
-        <w:t xml:space="preserve">확인 필요</w:t>
-      </w:r>
-      <w:r>
-        <w:t xml:space="preserve">).</w:t>
-      </w:r>
-    </w:p>
-    <w:p>
-      <w:pPr>
-        <w:pStyle w:val="Compact"/>
-        <w:numPr>
-          <w:ilvl w:val="0"/>
-          <w:numId w:val="1006"/>
-        </w:numPr>
-      </w:pPr>
-      <w:r>
-        <w:rPr>
-          <w:b/>
-          <w:bCs/>
-        </w:rPr>
-        <w:t xml:space="preserve">알려진 제한</w:t>
-      </w:r>
-      <w:r>
-        <w:t xml:space="preserve">: 타일 프록시의 요청 조립·자원 방어(느린 본문 마감 시간, DNS 재바인딩 등)는 후속 Task(T100)에 남아 있다.</w:t>
+        <w:t xml:space="preserve">는 호스트 3대로 구성되어 있고, Multi-AZ 는 노드 zone 라벨과 운영 타깃 실측으로 판정한다.</w:t>
       </w:r>
     </w:p>
     <w:p>
@@ -4996,7 +4710,7 @@
         <w:t xml:space="preserve"> </w:t>
       </w:r>
       <w:r>
-        <w:t xml:space="preserve">는 npm 의존성만 점검한다 — 런타임 high·critical 은 차단하고 개발 의존성은 보고만 한다. Gradle 점검은 NVD 키 등록 대기(T086, blocked)로 아직 도입하지 않았다). 규칙은 given-when-then, 한국어 문장 이름, mock 은 외부 경계에만, 버그 수정 시 재현 테스트 필수다.</w:t>
+        <w:t xml:space="preserve">는 npm 의존성을 점검한다 — 런타임 high·critical 은 차단하고 개발 의존성은 보고만 한다). 규칙은 given-when-then, 한국어 문장 이름, mock 은 외부 경계에만, 버그 수정 시 재현 테스트 필수다.</w:t>
       </w:r>
     </w:p>
     <w:p>
@@ -5075,18 +4789,18 @@
               <w:pStyle w:val="Compact"/>
             </w:pPr>
             <w:r>
-              <w:t xml:space="preserve">M010(WBS ID 2~8) 2026-08-03~11-27, 산출물 서버 및 인프라 아키텍처 설계서 1식(현재 v0.8). M011(WBS ID 32~35) 2026-11-02~12-31(사업 종료일과 같은 날 끝나 종료일 쪽 여유가 없다). M010 종료(11-27)가 밀리면 M011 도 밀릴 수 있다(M011 리스크 3)</w:t>
-            </w:r>
-          </w:p>
-        </w:tc>
-        <w:tc>
-          <w:tcPr/>
-          <w:p>
-            <w:pPr>
-              <w:pStyle w:val="Compact"/>
-            </w:pPr>
-            <w:r>
-              <w:t xml:space="preserve">M010 잔여 Task(T074·T075·T088·T076) 완료 후 설계서 1.0 확정, T077 을 10월 중 선행</w:t>
+              <w:t xml:space="preserve">WBS ID 2–8 2026-08-03–11-27, 산출물 서버 및 인프라 아키텍처 설계서 1식(현재 v0.8). WBS ID 32–35 2026-11-02–12-31(사업 종료일과 같은 날 끝나 종료일 쪽 여유가 없다). ID 2–8 종료(11-27)가 밀리면 ID 32–35 도 밀릴 수 있다</w:t>
+            </w:r>
+          </w:p>
+        </w:tc>
+        <w:tc>
+          <w:tcPr/>
+          <w:p>
+            <w:pPr>
+              <w:pStyle w:val="Compact"/>
+            </w:pPr>
+            <w:r>
+              <w:t xml:space="preserve">잔여 작업 완료 후 설계서 1.0 확정, 운영 타깃 공공 콘솔 실측을 10월 중 선행</w:t>
             </w:r>
           </w:p>
         </w:tc>
@@ -5145,7 +4859,7 @@
               <w:pStyle w:val="Compact"/>
             </w:pPr>
             <w:r>
-              <w:t xml:space="preserve">세세부1·2 산출물 확인 질문 5건(파일 형식·좌표계, 1회 용량·갱신 주기, 전달 방식, 격자 체계, 인증·인가 경계) 모두 미회신(질의 발송 기록은 저장소에 없다, 타 세세부 의존)</w:t>
+              <w:t xml:space="preserve">세세부1·2 산출물 확인 질문 5건(파일 형식·좌표계, 1회 용량·갱신 주기, 전달 방식, 격자 체계, 인증·인가 경계)의 회신 대기(타 세세부 의존)</w:t>
             </w:r>
           </w:p>
         </w:tc>
@@ -5226,7 +4940,7 @@
               <w:pStyle w:val="Compact"/>
             </w:pPr>
             <w:r>
-              <w:t xml:space="preserve">조직 차원 결정 필요(T080)</w:t>
+              <w:t xml:space="preserve">조직 차원 결정 필요</w:t>
             </w:r>
           </w:p>
         </w:tc>
@@ -5270,7 +4984,7 @@
               <w:pStyle w:val="Compact"/>
             </w:pPr>
             <w:r>
-              <w:t xml:space="preserve">보완 Task 완료 조건에 전체 회귀 포함</w:t>
+              <w:t xml:space="preserve">보완 작업 완료 조건에 전체 회귀 포함</w:t>
             </w:r>
           </w:p>
         </w:tc>
@@ -5372,7 +5086,7 @@
         <w:t xml:space="preserve">결정이 필요한 사항</w:t>
       </w:r>
       <w:r>
-        <w:t xml:space="preserve">이다(미결정을 임의로 채우지 않았다).</w:t>
+        <w:t xml:space="preserve">이다.</w:t>
       </w:r>
     </w:p>
     <w:p>
@@ -5396,7 +5110,7 @@
         </w:numPr>
       </w:pPr>
       <w:r>
-        <w:t xml:space="preserve">프로토타입이 다루는 분석·화면·리포트 모듈(관리자 화면 제외)의 담당과 범위 — WBS 담당 조직 열은 ID 9~24 를 AI, 25~28 을 기획, 29~31(분석 리포트 자동 구현)을 개발로 적지만 M010 은 ID 9~31 전체를 개발팀 범위 밖으로 두어 ID 29~31 에서 두 자료가 어긋난다. ID 29~31 의 담당을 정하고, 프로토타입의 보고서 자동생성(PDF·Excel 내보내기)이 ID 30·31 과 겹치는지도 함께 정한다.</w:t>
+        <w:t xml:space="preserve">프로토타입이 다루는 분석·화면·리포트 모듈(관리자 화면 제외)의 담당과 범위 — WBS ID 29–31(분석 리포트 자동 구현)의 담당을 정하고, 프로토타입의 보고서 자동생성(PDF·Excel 내보내기)이 ID 30·31 과 겹치는지도 함께 정한다.</w:t>
       </w:r>
     </w:p>
     <w:p>
@@ -5408,7 +5122,7 @@
         </w:numPr>
       </w:pPr>
       <w:r>
-        <w:t xml:space="preserve">세세부1·2 산출물 확인 질문 5건(파일 형식·좌표계, 1회 용량·갱신 주기, 전달 방식, 격자 체계, 인증·인가 경계)의 회신(질의 발송 여부 확인 포함)과, 그 회신에 걸린 결정 대기 D1(발신 인증 방식)·D2(실데이터 저장 위치), D2 에 종속된 D4(원칙 예외 ADR). 회신과 무관한 자체 결정 D3(여러 워크스페이스 공유 방식)도 남아 있으며 수신 계약 문서의 권고는 당장 현행 유지다.</w:t>
+        <w:t xml:space="preserve">세세부1·2 산출물 확인 질문 5건(파일 형식·좌표계, 1회 용량·갱신 주기, 전달 방식, 격자 체계, 인증·인가 경계)의 회신과, 그 회신에 걸린 결정 대기 D1(발신 인증 방식)·D2(실데이터 저장 위치), D2 에 종속된 D4(원칙 예외 ADR). 회신과 무관한 자체 결정 D3(여러 워크스페이스 공유 방식)도 남아 있으며 수신 계약 문서의 권고는 당장 현행 유지다.</w:t>
       </w:r>
     </w:p>
     <w:p>
@@ -5435,31 +5149,7 @@
         <w:t xml:space="preserve"> </w:t>
       </w:r>
       <w:r>
-        <w:t xml:space="preserve">이미지·Secret·DB 호스트·NetworkPolicy 대상, Ingress 클래스(클러스터는 Cilium</w:t>
-      </w:r>
-      <w:r>
-        <w:t xml:space="preserve"> </w:t>
-      </w:r>
-      <w:r>
-        <w:rPr>
-          <w:rStyle w:val="VerbatimChar"/>
-        </w:rPr>
-        <w:t xml:space="preserve">cilium</w:t>
-      </w:r>
-      <w:r>
-        <w:t xml:space="preserve">, 값은</w:t>
-      </w:r>
-      <w:r>
-        <w:t xml:space="preserve"> </w:t>
-      </w:r>
-      <w:r>
-        <w:rPr>
-          <w:rStyle w:val="VerbatimChar"/>
-        </w:rPr>
-        <w:t xml:space="preserve">nginx</w:t>
-      </w:r>
-      <w:r>
-        <w:t xml:space="preserve">), 사내 개발 DB 위치.</w:t>
+        <w:t xml:space="preserve">이미지·Secret·DB 호스트·NetworkPolicy 대상·Ingress 클래스, 사내 개발 DB 위치.</w:t>
       </w:r>
     </w:p>
     <w:p>
@@ -5471,7 +5161,7 @@
         </w:numPr>
       </w:pPr>
       <w:r>
-        <w:t xml:space="preserve">운영 타깃(NCP 공공기관용) 공공 콘솔 실측 5건과 Ingress 방식·DB 대역·Multi-AZ 값(T077).</w:t>
+        <w:t xml:space="preserve">운영 타깃(NCP 공공기관용) 공공 콘솔 실측 5건과 Ingress 방식·DB 대역·Multi-AZ 값.</w:t>
       </w:r>
     </w:p>
     <w:p>
@@ -5483,7 +5173,7 @@
         </w:numPr>
       </w:pPr>
       <w:r>
-        <w:t xml:space="preserve">배포 실행 자동화(배포용 self-hosted runner 설치·배포 워크플로, T089)와 개발·운영 시크릿 주입 도구 도입 조건 이행(SealedSecrets 채택, T093).</w:t>
+        <w:t xml:space="preserve">배포 실행 자동화(배포용 self-hosted runner·배포 워크플로)와 개발·운영 시크릿 주입 도구 도입 조건 이행(SealedSecrets 채택).</w:t>
       </w:r>
     </w:p>
     <w:p>
@@ -5528,7 +5218,7 @@
         <w:t xml:space="preserve">MAP_SECRET_KEY</w:t>
       </w:r>
       <w:r>
-        <w:t xml:space="preserve">)의 주입 경로 — chart 가 이 값을 주입하지 않고(저장소 점검 결과, 클러스터 실측은 하지 않았다) 앱에 개발용 고정 기본값이 있어, chart 로 배포하면 그 기본값이 쓰일 수 있다. 시크릿 4종에 포함되지 않으며 담당 Task 가 정해지지 않았다.</w:t>
+        <w:t xml:space="preserve">)의 chart 주입 경로.</w:t>
       </w:r>
     </w:p>
     <w:p>
@@ -5540,7 +5230,7 @@
         </w:numPr>
       </w:pPr>
       <w:r>
-        <w:t xml:space="preserve">운영 복구 리허설 절차·주기·담당, 운영 책임자·연락 체계(T076·T080).</w:t>
+        <w:t xml:space="preserve">운영 복구 리허설 절차·주기·담당, 운영 책임자·연락 체계.</w:t>
       </w:r>
     </w:p>
     <w:p>
@@ -5567,7 +5257,7 @@
         <w:t xml:space="preserve"> </w:t>
       </w:r>
       <w:r>
-        <w:t xml:space="preserve">속성의 chart 주입(보안 갭 #14) — T105 는 이 항목을 범위 밖으로 남기고 2026-09-27 완료됐으며 소관 Task 가 아직 없다(신규 Task 발급 여부는 T075 남은 것 5 에서 미결).</w:t>
+        <w:t xml:space="preserve">속성의 chart 주입(보안 갭 #14).</w:t>
       </w:r>
     </w:p>
     <w:p>
@@ -5579,31 +5269,13 @@
         </w:numPr>
       </w:pPr>
       <w:r>
-        <w:t xml:space="preserve">설계서·</w:t>
-      </w:r>
-      <w:r>
-        <w:rPr>
-          <w:rStyle w:val="VerbatimChar"/>
-        </w:rPr>
-        <w:t xml:space="preserve">deploy/README.md</w:t>
-      </w:r>
-      <w:r>
-        <w:t xml:space="preserve"> </w:t>
-      </w:r>
-      <w:r>
-        <w:t xml:space="preserve">§7.4 의 '사내 k8s' 행(별도 Proxmox 호스트의 보안 실습 클러스터 기준, 물리 노드 1대·불성립)과 별개로,</w:t>
-      </w:r>
-      <w:r>
-        <w:t xml:space="preserve"> </w:t>
-      </w:r>
-      <w:r>
         <w:rPr>
           <w:rStyle w:val="VerbatimChar"/>
         </w:rPr>
         <w:t xml:space="preserve">dev0</w:t>
       </w:r>
       <w:r>
-        <w:t xml:space="preserve">(호스트 3대) 기준의 Multi-AZ 판정을 zone 라벨 실측으로 새로 적는 일. 호스트 3대는 호스트 단위 분산의 전제이고 zone 실측 전에는 Multi-AZ 성립으로 적지 않는다.</w:t>
+        <w:t xml:space="preserve">(호스트 3대) 기준의 Multi-AZ 판정(노드 zone 라벨 실측).</w:t>
       </w:r>
     </w:p>
     <w:p>
@@ -5615,7 +5287,7 @@
         </w:numPr>
       </w:pPr>
       <w:r>
-        <w:t xml:space="preserve">성능 목표 수치와 부하 시험 계획(WBS ID 12 는 AI 담당·개발팀 범위 밖, 8월 월간보고 9월 계획 — JSA-PF-TS-001 6절).</w:t>
+        <w:t xml:space="preserve">성능 목표 수치와 부하 시험 계획(WBS ID 12, AI 담당).</w:t>
       </w:r>
     </w:p>
     <w:p>
@@ -5635,25 +5307,16 @@
         </w:numPr>
       </w:pPr>
       <w:r>
-        <w:t xml:space="preserve">서버 및 인프라 아키텍처 설계서 v0.8 장 1~9,</w:t>
-      </w:r>
-      <w:r>
-        <w:t xml:space="preserve"> </w:t>
-      </w:r>
-      <w:r>
-        <w:rPr>
-          <w:rStyle w:val="VerbatimChar"/>
-        </w:rPr>
-        <w:t xml:space="preserve">planning/milestones/M010.md</w:t>
-      </w:r>
-      <w:r>
-        <w:t xml:space="preserve">·</w:t>
-      </w:r>
-      <w:r>
-        <w:rPr>
-          <w:rStyle w:val="VerbatimChar"/>
-        </w:rPr>
-        <w:t xml:space="preserve">M011.md</w:t>
+        <w:t xml:space="preserve">서버 및 인프라 아키텍처 설계서 v0.8 장 1–9,</w:t>
+      </w:r>
+      <w:r>
+        <w:t xml:space="preserve"> </w:t>
+      </w:r>
+      <w:r>
+        <w:rPr>
+          <w:rStyle w:val="VerbatimChar"/>
+        </w:rPr>
+        <w:t xml:space="preserve">planning/milestones/</w:t>
       </w:r>
       <w:r>
         <w:t xml:space="preserve">, 주간보고 10월 2주 (gis-sass 저장소)</w:t>

--- a/.ai-workflow/work/tasks/현장방문대비/30 관리 산출물/개발/md2docx/JSA-PF-DS-002_기술 설계 문서.docx
+++ b/.ai-workflow/work/tasks/현장방문대비/30 관리 산출물/개발/md2docx/JSA-PF-DS-002_기술 설계 문서.docx
@@ -186,7 +186,7 @@
               <w:pStyle w:val="Compact"/>
             </w:pPr>
             <w:r>
-              <w:t xml:space="preserve">박가람</w:t>
+              <w:t xml:space="preserve">개발팀</w:t>
             </w:r>
           </w:p>
         </w:tc>
@@ -210,7 +210,7 @@
               <w:pStyle w:val="Compact"/>
             </w:pPr>
             <w:r>
-              <w:t xml:space="preserve">-</w:t>
+              <w:t xml:space="preserve">박가람</w:t>
             </w:r>
           </w:p>
         </w:tc>
@@ -338,18 +338,18 @@
               <w:pStyle w:val="Compact"/>
             </w:pPr>
             <w:r>
+              <w:t xml:space="preserve">개발팀</w:t>
+            </w:r>
+          </w:p>
+        </w:tc>
+        <w:tc>
+          <w:tcPr/>
+          <w:p>
+            <w:pPr>
+              <w:pStyle w:val="Compact"/>
+            </w:pPr>
+            <w:r>
               <w:t xml:space="preserve">박가람</w:t>
-            </w:r>
-          </w:p>
-        </w:tc>
-        <w:tc>
-          <w:tcPr/>
-          <w:p>
-            <w:pPr>
-              <w:pStyle w:val="Compact"/>
-            </w:pPr>
-            <w:r>
-              <w:t xml:space="preserve">-</w:t>
             </w:r>
           </w:p>
         </w:tc>
@@ -628,7 +628,7 @@
               <a:graphicData uri="http://schemas.openxmlformats.org/drawingml/2006/picture">
                 <pic:pic>
                   <pic:nvPicPr>
-                    <pic:cNvPr descr="/private/tmp/claude-501/-Users-garam-ops-inp-ws/bbccab8c-c001-47e8-bc61-7d0085fcfb6f/scratchpad/m2d/img/d3-1.png" id="11" name="Picture"/>
+                    <pic:cNvPr descr="/private/tmp/claude-501/-Users-garam-ops-inp-ws/746d4248-7b7b-4ae9-b47b-3f5302515bcc/scratchpad/mermaid/JSA-PF-DS-002-1.png" id="11" name="Picture"/>
                     <pic:cNvPicPr>
                       <a:picLocks noChangeArrowheads="1" noChangeAspect="1"/>
                     </pic:cNvPicPr>
@@ -2562,7 +2562,7 @@
               <a:graphicData uri="http://schemas.openxmlformats.org/drawingml/2006/picture">
                 <pic:pic>
                   <pic:nvPicPr>
-                    <pic:cNvPr descr="/private/tmp/claude-501/-Users-garam-ops-inp-ws/bbccab8c-c001-47e8-bc61-7d0085fcfb6f/scratchpad/m2d/img/d3-2.png" id="14" name="Picture"/>
+                    <pic:cNvPr descr="/private/tmp/claude-501/-Users-garam-ops-inp-ws/746d4248-7b7b-4ae9-b47b-3f5302515bcc/scratchpad/mermaid/JSA-PF-DS-002-2.png" id="14" name="Picture"/>
                     <pic:cNvPicPr>
                       <a:picLocks noChangeArrowheads="1" noChangeAspect="1"/>
                     </pic:cNvPicPr>
